--- a/90_Arduino/90_Documentation_Arduino.docx
+++ b/90_Arduino/90_Documentation_Arduino.docx
@@ -1,6 +1,6 @@
 
 <file path=word/document.xml><?xml version="1.0" encoding="utf-8"?>
-<w:document xmlns:wpc="http://schemas.microsoft.com/office/word/2010/wordprocessingCanvas" xmlns:cx="http://schemas.microsoft.com/office/drawing/2014/chartex" xmlns:cx1="http://schemas.microsoft.com/office/drawing/2015/9/8/chartex" xmlns:mc="http://schemas.openxmlformats.org/markup-compatibility/2006" xmlns:o="urn:schemas-microsoft-com:office:office" xmlns:r="http://schemas.openxmlformats.org/officeDocument/2006/relationships" xmlns:m="http://schemas.openxmlformats.org/officeDocument/2006/math" xmlns:v="urn:schemas-microsoft-com:vml" xmlns:wp14="http://schemas.microsoft.com/office/word/2010/wordprocessingDrawing" xmlns:wp="http://schemas.openxmlformats.org/drawingml/2006/wordprocessingDrawing" xmlns:w10="urn:schemas-microsoft-com:office:word" xmlns:w="http://schemas.openxmlformats.org/wordprocessingml/2006/main" xmlns:w14="http://schemas.microsoft.com/office/word/2010/wordml" xmlns:w15="http://schemas.microsoft.com/office/word/2012/wordml" xmlns:w16se="http://schemas.microsoft.com/office/word/2015/wordml/symex" xmlns:wpg="http://schemas.microsoft.com/office/word/2010/wordprocessingGroup" xmlns:wpi="http://schemas.microsoft.com/office/word/2010/wordprocessingInk" xmlns:wne="http://schemas.microsoft.com/office/word/2006/wordml" xmlns:wps="http://schemas.microsoft.com/office/word/2010/wordprocessingShape" mc:Ignorable="w14 w15 w16se wp14">
+<w:document xmlns:wpc="http://schemas.microsoft.com/office/word/2010/wordprocessingCanvas" xmlns:cx="http://schemas.microsoft.com/office/drawing/2014/chartex" xmlns:cx1="http://schemas.microsoft.com/office/drawing/2015/9/8/chartex" xmlns:cx2="http://schemas.microsoft.com/office/drawing/2015/10/21/chartex" xmlns:cx3="http://schemas.microsoft.com/office/drawing/2016/5/9/chartex" xmlns:cx4="http://schemas.microsoft.com/office/drawing/2016/5/10/chartex" xmlns:cx5="http://schemas.microsoft.com/office/drawing/2016/5/11/chartex" xmlns:cx6="http://schemas.microsoft.com/office/drawing/2016/5/12/chartex" xmlns:cx7="http://schemas.microsoft.com/office/drawing/2016/5/13/chartex" xmlns:cx8="http://schemas.microsoft.com/office/drawing/2016/5/14/chartex" xmlns:mc="http://schemas.openxmlformats.org/markup-compatibility/2006" xmlns:aink="http://schemas.microsoft.com/office/drawing/2016/ink" xmlns:am3d="http://schemas.microsoft.com/office/drawing/2017/model3d" xmlns:o="urn:schemas-microsoft-com:office:office" xmlns:oel="http://schemas.microsoft.com/office/2019/extlst" xmlns:r="http://schemas.openxmlformats.org/officeDocument/2006/relationships" xmlns:m="http://schemas.openxmlformats.org/officeDocument/2006/math" xmlns:v="urn:schemas-microsoft-com:vml" xmlns:wp14="http://schemas.microsoft.com/office/word/2010/wordprocessingDrawing" xmlns:wp="http://schemas.openxmlformats.org/drawingml/2006/wordprocessingDrawing" xmlns:w10="urn:schemas-microsoft-com:office:word" xmlns:w="http://schemas.openxmlformats.org/wordprocessingml/2006/main" xmlns:w14="http://schemas.microsoft.com/office/word/2010/wordml" xmlns:w15="http://schemas.microsoft.com/office/word/2012/wordml" xmlns:w16cex="http://schemas.microsoft.com/office/word/2018/wordml/cex" xmlns:w16cid="http://schemas.microsoft.com/office/word/2016/wordml/cid" xmlns:w16="http://schemas.microsoft.com/office/word/2018/wordml" xmlns:w16du="http://schemas.microsoft.com/office/word/2023/wordml/word16du" xmlns:w16sdtdh="http://schemas.microsoft.com/office/word/2020/wordml/sdtdatahash" xmlns:w16sdtfl="http://schemas.microsoft.com/office/word/2024/wordml/sdtformatlock" xmlns:w16se="http://schemas.microsoft.com/office/word/2015/wordml/symex" xmlns:wpg="http://schemas.microsoft.com/office/word/2010/wordprocessingGroup" xmlns:wpi="http://schemas.microsoft.com/office/word/2010/wordprocessingInk" xmlns:wne="http://schemas.microsoft.com/office/word/2006/wordml" xmlns:wps="http://schemas.microsoft.com/office/word/2010/wordprocessingShape" mc:Ignorable="w14 w15 w16se w16cid w16 w16cex w16sdtdh w16sdtfl w16du wp14">
   <w:body>
     <w:p>
       <w:pPr>
@@ -103,7 +103,7 @@
               </wp:anchor>
             </w:drawing>
           </mc:Choice>
-          <mc:Fallback xmlns:w16sdtdh="http://schemas.microsoft.com/office/word/2020/wordml/sdtdatahash" xmlns:w16="http://schemas.microsoft.com/office/word/2018/wordml" xmlns:w16cid="http://schemas.microsoft.com/office/word/2016/wordml/cid" xmlns:w16cex="http://schemas.microsoft.com/office/word/2018/wordml/cex" xmlns:oel="http://schemas.microsoft.com/office/2019/extlst" xmlns:am3d="http://schemas.microsoft.com/office/drawing/2017/model3d" xmlns:aink="http://schemas.microsoft.com/office/drawing/2016/ink" xmlns:cx8="http://schemas.microsoft.com/office/drawing/2016/5/14/chartex" xmlns:cx7="http://schemas.microsoft.com/office/drawing/2016/5/13/chartex" xmlns:cx6="http://schemas.microsoft.com/office/drawing/2016/5/12/chartex" xmlns:cx5="http://schemas.microsoft.com/office/drawing/2016/5/11/chartex" xmlns:cx4="http://schemas.microsoft.com/office/drawing/2016/5/10/chartex" xmlns:cx3="http://schemas.microsoft.com/office/drawing/2016/5/9/chartex" xmlns:cx2="http://schemas.microsoft.com/office/drawing/2015/10/21/chartex">
+          <mc:Fallback>
             <w:pict>
               <v:shapetype w14:anchorId="11D10BAF" id="_x0000_t202" coordsize="21600,21600" o:spt="202" path="m,l,21600r21600,l21600,xe">
                 <v:stroke joinstyle="miter"/>
@@ -228,7 +228,7 @@
               </wp:anchor>
             </w:drawing>
           </mc:Choice>
-          <mc:Fallback xmlns:w16sdtdh="http://schemas.microsoft.com/office/word/2020/wordml/sdtdatahash" xmlns:w16="http://schemas.microsoft.com/office/word/2018/wordml" xmlns:w16cid="http://schemas.microsoft.com/office/word/2016/wordml/cid" xmlns:w16cex="http://schemas.microsoft.com/office/word/2018/wordml/cex" xmlns:oel="http://schemas.microsoft.com/office/2019/extlst" xmlns:am3d="http://schemas.microsoft.com/office/drawing/2017/model3d" xmlns:aink="http://schemas.microsoft.com/office/drawing/2016/ink" xmlns:cx8="http://schemas.microsoft.com/office/drawing/2016/5/14/chartex" xmlns:cx7="http://schemas.microsoft.com/office/drawing/2016/5/13/chartex" xmlns:cx6="http://schemas.microsoft.com/office/drawing/2016/5/12/chartex" xmlns:cx5="http://schemas.microsoft.com/office/drawing/2016/5/11/chartex" xmlns:cx4="http://schemas.microsoft.com/office/drawing/2016/5/10/chartex" xmlns:cx3="http://schemas.microsoft.com/office/drawing/2016/5/9/chartex" xmlns:cx2="http://schemas.microsoft.com/office/drawing/2015/10/21/chartex">
+          <mc:Fallback>
             <w:pict>
               <v:shape w14:anchorId="453750B1" id="Zone de texte 19" o:spid="_x0000_s1027" type="#_x0000_t202" style="position:absolute;left:0;text-align:left;margin-left:-71.9pt;margin-top:138.6pt;width:85.15pt;height:40pt;rotation:-90;z-index:251663360;visibility:visible;mso-wrap-style:square;mso-width-percent:0;mso-height-percent:0;mso-wrap-distance-left:9pt;mso-wrap-distance-top:0;mso-wrap-distance-right:9pt;mso-wrap-distance-bottom:0;mso-position-horizontal:absolute;mso-position-horizontal-relative:text;mso-position-vertical:absolute;mso-position-vertical-relative:text;mso-width-percent:0;mso-height-percent:0;mso-width-relative:margin;mso-height-relative:margin;v-text-anchor:middle" o:gfxdata="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" filled="f" stroked="f" strokeweight=".5pt">
                 <v:textbox inset="0,0,0,0">
@@ -351,7 +351,7 @@
               </wp:anchor>
             </w:drawing>
           </mc:Choice>
-          <mc:Fallback xmlns:w16sdtdh="http://schemas.microsoft.com/office/word/2020/wordml/sdtdatahash" xmlns:w16="http://schemas.microsoft.com/office/word/2018/wordml" xmlns:w16cid="http://schemas.microsoft.com/office/word/2016/wordml/cid" xmlns:w16cex="http://schemas.microsoft.com/office/word/2018/wordml/cex" xmlns:oel="http://schemas.microsoft.com/office/2019/extlst" xmlns:am3d="http://schemas.microsoft.com/office/drawing/2017/model3d" xmlns:aink="http://schemas.microsoft.com/office/drawing/2016/ink" xmlns:cx8="http://schemas.microsoft.com/office/drawing/2016/5/14/chartex" xmlns:cx7="http://schemas.microsoft.com/office/drawing/2016/5/13/chartex" xmlns:cx6="http://schemas.microsoft.com/office/drawing/2016/5/12/chartex" xmlns:cx5="http://schemas.microsoft.com/office/drawing/2016/5/11/chartex" xmlns:cx4="http://schemas.microsoft.com/office/drawing/2016/5/10/chartex" xmlns:cx3="http://schemas.microsoft.com/office/drawing/2016/5/9/chartex" xmlns:cx2="http://schemas.microsoft.com/office/drawing/2015/10/21/chartex">
+          <mc:Fallback>
             <w:pict>
               <v:shape w14:anchorId="2C60864F" id="Zone de texte 18" o:spid="_x0000_s1028" type="#_x0000_t202" style="position:absolute;left:0;text-align:left;margin-left:39.9pt;margin-top:124.1pt;width:344.85pt;height:71.95pt;z-index:251662336;visibility:visible;mso-wrap-style:square;mso-width-percent:0;mso-height-percent:0;mso-wrap-distance-left:9pt;mso-wrap-distance-top:0;mso-wrap-distance-right:9pt;mso-wrap-distance-bottom:0;mso-position-horizontal:absolute;mso-position-horizontal-relative:text;mso-position-vertical:absolute;mso-position-vertical-relative:text;mso-width-percent:0;mso-height-percent:0;mso-width-relative:margin;mso-height-relative:margin;v-text-anchor:middle" o:gfxdata="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" filled="f" stroked="f" strokeweight=".5pt">
                 <v:textbox inset="0,0,0,0">
@@ -455,7 +455,7 @@
               </wp:anchor>
             </w:drawing>
           </mc:Choice>
-          <mc:Fallback xmlns:w16sdtdh="http://schemas.microsoft.com/office/word/2020/wordml/sdtdatahash" xmlns:w16="http://schemas.microsoft.com/office/word/2018/wordml" xmlns:w16cid="http://schemas.microsoft.com/office/word/2016/wordml/cid" xmlns:w16cex="http://schemas.microsoft.com/office/word/2018/wordml/cex" xmlns:oel="http://schemas.microsoft.com/office/2019/extlst" xmlns:am3d="http://schemas.microsoft.com/office/drawing/2017/model3d" xmlns:aink="http://schemas.microsoft.com/office/drawing/2016/ink" xmlns:cx8="http://schemas.microsoft.com/office/drawing/2016/5/14/chartex" xmlns:cx7="http://schemas.microsoft.com/office/drawing/2016/5/13/chartex" xmlns:cx6="http://schemas.microsoft.com/office/drawing/2016/5/12/chartex" xmlns:cx5="http://schemas.microsoft.com/office/drawing/2016/5/11/chartex" xmlns:cx4="http://schemas.microsoft.com/office/drawing/2016/5/10/chartex" xmlns:cx3="http://schemas.microsoft.com/office/drawing/2016/5/9/chartex" xmlns:cx2="http://schemas.microsoft.com/office/drawing/2015/10/21/chartex">
+          <mc:Fallback>
             <w:pict>
               <v:line w14:anchorId="008B3AE0" id="Connecteur droit 16" o:spid="_x0000_s1026" style="position:absolute;z-index:251660288;visibility:visible;mso-wrap-style:square;mso-wrap-distance-left:9pt;mso-wrap-distance-top:0;mso-wrap-distance-right:9pt;mso-wrap-distance-bottom:0;mso-position-horizontal:absolute;mso-position-horizontal-relative:text;mso-position-vertical:absolute;mso-position-vertical-relative:text" from="391.9pt,129.15pt" to="391.9pt,190.45pt" o:gfxdata="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" filled="t" fillcolor="white [3212]" strokecolor="#1f4d78 [1608]" strokeweight="3pt">
                 <v:fill opacity="52428f"/>
@@ -548,7 +548,7 @@
               </wp:anchor>
             </w:drawing>
           </mc:Choice>
-          <mc:Fallback xmlns:w16sdtdh="http://schemas.microsoft.com/office/word/2020/wordml/sdtdatahash" xmlns:w16="http://schemas.microsoft.com/office/word/2018/wordml" xmlns:w16cid="http://schemas.microsoft.com/office/word/2016/wordml/cid" xmlns:w16cex="http://schemas.microsoft.com/office/word/2018/wordml/cex" xmlns:oel="http://schemas.microsoft.com/office/2019/extlst" xmlns:am3d="http://schemas.microsoft.com/office/drawing/2017/model3d" xmlns:aink="http://schemas.microsoft.com/office/drawing/2016/ink" xmlns:cx8="http://schemas.microsoft.com/office/drawing/2016/5/14/chartex" xmlns:cx7="http://schemas.microsoft.com/office/drawing/2016/5/13/chartex" xmlns:cx6="http://schemas.microsoft.com/office/drawing/2016/5/12/chartex" xmlns:cx5="http://schemas.microsoft.com/office/drawing/2016/5/11/chartex" xmlns:cx4="http://schemas.microsoft.com/office/drawing/2016/5/10/chartex" xmlns:cx3="http://schemas.microsoft.com/office/drawing/2016/5/9/chartex" xmlns:cx2="http://schemas.microsoft.com/office/drawing/2015/10/21/chartex">
+          <mc:Fallback>
             <w:pict>
               <v:roundrect w14:anchorId="306A1191" id="Rectangle à coins arrondis 8" o:spid="_x0000_s1029" style="position:absolute;left:0;text-align:left;margin-left:-126.05pt;margin-top:116.05pt;width:756.4pt;height:85.05pt;z-index:251659264;visibility:visible;mso-wrap-style:square;mso-width-percent:0;mso-wrap-distance-left:9pt;mso-wrap-distance-top:0;mso-wrap-distance-right:9pt;mso-wrap-distance-bottom:0;mso-position-horizontal:absolute;mso-position-horizontal-relative:text;mso-position-vertical:absolute;mso-position-vertical-relative:text;mso-width-percent:0;mso-width-relative:margin;v-text-anchor:middle" arcsize="23180f" o:gfxdata="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" fillcolor="white [3212]" strokecolor="#1f4d78 [1608]" strokeweight="3pt">
                 <v:fill opacity="52428f"/>
@@ -575,7 +575,7 @@
         <mc:AlternateContent>
           <mc:Choice Requires="wpc">
             <w:drawing>
-              <wp:inline distT="0" distB="0" distL="0" distR="0" wp14:anchorId="19FB30F0" wp14:editId="4770CF1D">
+              <wp:inline distT="0" distB="0" distL="0" distR="0" wp14:anchorId="19FB30F0" wp14:editId="1F6436C4">
                 <wp:extent cx="8240233" cy="2828261"/>
                 <wp:effectExtent l="0" t="0" r="0" b="0"/>
                 <wp:docPr id="13" name="Zone de dessin 13"/>
@@ -625,7 +625,7 @@
               </wp:inline>
             </w:drawing>
           </mc:Choice>
-          <mc:Fallback xmlns:w16sdtdh="http://schemas.microsoft.com/office/word/2020/wordml/sdtdatahash" xmlns:w16="http://schemas.microsoft.com/office/word/2018/wordml" xmlns:w16cid="http://schemas.microsoft.com/office/word/2016/wordml/cid" xmlns:w16cex="http://schemas.microsoft.com/office/word/2018/wordml/cex" xmlns:oel="http://schemas.microsoft.com/office/2019/extlst" xmlns:am3d="http://schemas.microsoft.com/office/drawing/2017/model3d" xmlns:aink="http://schemas.microsoft.com/office/drawing/2016/ink" xmlns:cx8="http://schemas.microsoft.com/office/drawing/2016/5/14/chartex" xmlns:cx7="http://schemas.microsoft.com/office/drawing/2016/5/13/chartex" xmlns:cx6="http://schemas.microsoft.com/office/drawing/2016/5/12/chartex" xmlns:cx5="http://schemas.microsoft.com/office/drawing/2016/5/11/chartex" xmlns:cx4="http://schemas.microsoft.com/office/drawing/2016/5/10/chartex" xmlns:cx3="http://schemas.microsoft.com/office/drawing/2016/5/9/chartex" xmlns:cx2="http://schemas.microsoft.com/office/drawing/2015/10/21/chartex">
+          <mc:Fallback>
             <w:pict>
               <v:group w14:anchorId="532AECC3" id="Zone de dessin 13" o:spid="_x0000_s1026" editas="canvas" style="width:648.85pt;height:222.7pt;mso-position-horizontal-relative:char;mso-position-vertical-relative:line" coordsize="82397,28276" o:gfxdata="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">
                 <v:shapetype id="_x0000_t75" coordsize="21600,21600" o:spt="75" o:preferrelative="t" path="m@4@5l@4@11@9@11@9@5xe" filled="f" stroked="f">
@@ -661,78 +661,6 @@
         </mc:AlternateContent>
       </w:r>
     </w:p>
-    <w:tbl>
-      <w:tblPr>
-        <w:tblStyle w:val="Grilledutableau"/>
-        <w:tblW w:w="0" w:type="auto"/>
-        <w:tblBorders>
-          <w:top w:val="none" w:sz="0" w:space="0" w:color="auto"/>
-          <w:left w:val="none" w:sz="0" w:space="0" w:color="auto"/>
-          <w:bottom w:val="none" w:sz="0" w:space="0" w:color="auto"/>
-          <w:right w:val="none" w:sz="0" w:space="0" w:color="auto"/>
-          <w:insideH w:val="none" w:sz="0" w:space="0" w:color="auto"/>
-          <w:insideV w:val="none" w:sz="0" w:space="0" w:color="auto"/>
-        </w:tblBorders>
-        <w:tblLook w:val="04A0" w:firstRow="1" w:lastRow="0" w:firstColumn="1" w:lastColumn="0" w:noHBand="0" w:noVBand="1"/>
-      </w:tblPr>
-      <w:tblGrid>
-        <w:gridCol w:w="3070"/>
-        <w:gridCol w:w="3071"/>
-        <w:gridCol w:w="3071"/>
-      </w:tblGrid>
-      <w:tr>
-        <w:tc>
-          <w:tcPr>
-            <w:tcW w:w="3070" w:type="dxa"/>
-            <w:vAlign w:val="center"/>
-          </w:tcPr>
-          <w:p>
-            <w:pPr>
-              <w:jc w:val="center"/>
-            </w:pPr>
-            <w:r>
-              <w:rPr>
-                <w:noProof/>
-                <w:lang w:eastAsia="fr-FR"/>
-              </w:rPr>
-              <w:t>SYSTEME</w:t>
-            </w:r>
-          </w:p>
-        </w:tc>
-        <w:tc>
-          <w:tcPr>
-            <w:tcW w:w="3071" w:type="dxa"/>
-            <w:vAlign w:val="center"/>
-          </w:tcPr>
-          <w:p>
-            <w:pPr>
-              <w:jc w:val="center"/>
-            </w:pPr>
-            <w:r>
-              <w:rPr>
-                <w:noProof/>
-                <w:lang w:eastAsia="fr-FR"/>
-              </w:rPr>
-              <w:t>MODELE xx</w:t>
-            </w:r>
-          </w:p>
-        </w:tc>
-        <w:tc>
-          <w:tcPr>
-            <w:tcW w:w="3071" w:type="dxa"/>
-            <w:vAlign w:val="center"/>
-          </w:tcPr>
-          <w:p>
-            <w:pPr>
-              <w:jc w:val="center"/>
-            </w:pPr>
-            <w:r>
-              <w:t>MODELE XX</w:t>
-            </w:r>
-          </w:p>
-        </w:tc>
-      </w:tr>
-    </w:tbl>
     <w:sdt>
       <w:sdtPr>
         <w:rPr>
@@ -1065,7 +993,7 @@
           <w:lang w:eastAsia="fr-FR"/>
         </w:rPr>
         <w:drawing>
-          <wp:inline distT="0" distB="0" distL="0" distR="0" wp14:anchorId="29991FD6" wp14:editId="18C1373D">
+          <wp:inline distT="0" distB="0" distL="0" distR="0" wp14:anchorId="29991FD6" wp14:editId="4D5DB7E2">
             <wp:extent cx="5387975" cy="3637257"/>
             <wp:effectExtent l="0" t="0" r="3175" b="1905"/>
             <wp:docPr id="1" name="Image 1"/>
@@ -1411,15 +1339,6 @@
         <w:t>.</w:t>
       </w:r>
     </w:p>
-    <w:p>
-      <w:pPr>
-        <w:rPr>
-          <w:lang w:eastAsia="fr-FR"/>
-        </w:rPr>
-      </w:pPr>
-      <w:bookmarkStart w:id="4" w:name="_GoBack"/>
-      <w:bookmarkEnd w:id="4"/>
-    </w:p>
     <w:sectPr>
       <w:type w:val="continuous"/>
       <w:pgSz w:w="11906" w:h="16838"/>
@@ -1433,7 +1352,7 @@
 </file>
 
 <file path=word/endnotes.xml><?xml version="1.0" encoding="utf-8"?>
-<w:endnotes xmlns:wpc="http://schemas.microsoft.com/office/word/2010/wordprocessingCanvas" xmlns:cx="http://schemas.microsoft.com/office/drawing/2014/chartex" xmlns:cx1="http://schemas.microsoft.com/office/drawing/2015/9/8/chartex" xmlns:mc="http://schemas.openxmlformats.org/markup-compatibility/2006" xmlns:o="urn:schemas-microsoft-com:office:office" xmlns:r="http://schemas.openxmlformats.org/officeDocument/2006/relationships" xmlns:m="http://schemas.openxmlformats.org/officeDocument/2006/math" xmlns:v="urn:schemas-microsoft-com:vml" xmlns:wp14="http://schemas.microsoft.com/office/word/2010/wordprocessingDrawing" xmlns:wp="http://schemas.openxmlformats.org/drawingml/2006/wordprocessingDrawing" xmlns:w10="urn:schemas-microsoft-com:office:word" xmlns:w="http://schemas.openxmlformats.org/wordprocessingml/2006/main" xmlns:w14="http://schemas.microsoft.com/office/word/2010/wordml" xmlns:w15="http://schemas.microsoft.com/office/word/2012/wordml" xmlns:w16se="http://schemas.microsoft.com/office/word/2015/wordml/symex" xmlns:wpg="http://schemas.microsoft.com/office/word/2010/wordprocessingGroup" xmlns:wpi="http://schemas.microsoft.com/office/word/2010/wordprocessingInk" xmlns:wne="http://schemas.microsoft.com/office/word/2006/wordml" xmlns:wps="http://schemas.microsoft.com/office/word/2010/wordprocessingShape" mc:Ignorable="w14 w15 w16se wp14">
+<w:endnotes xmlns:wpc="http://schemas.microsoft.com/office/word/2010/wordprocessingCanvas" xmlns:cx="http://schemas.microsoft.com/office/drawing/2014/chartex" xmlns:cx1="http://schemas.microsoft.com/office/drawing/2015/9/8/chartex" xmlns:cx2="http://schemas.microsoft.com/office/drawing/2015/10/21/chartex" xmlns:cx3="http://schemas.microsoft.com/office/drawing/2016/5/9/chartex" xmlns:cx4="http://schemas.microsoft.com/office/drawing/2016/5/10/chartex" xmlns:cx5="http://schemas.microsoft.com/office/drawing/2016/5/11/chartex" xmlns:cx6="http://schemas.microsoft.com/office/drawing/2016/5/12/chartex" xmlns:cx7="http://schemas.microsoft.com/office/drawing/2016/5/13/chartex" xmlns:cx8="http://schemas.microsoft.com/office/drawing/2016/5/14/chartex" xmlns:mc="http://schemas.openxmlformats.org/markup-compatibility/2006" xmlns:aink="http://schemas.microsoft.com/office/drawing/2016/ink" xmlns:am3d="http://schemas.microsoft.com/office/drawing/2017/model3d" xmlns:o="urn:schemas-microsoft-com:office:office" xmlns:oel="http://schemas.microsoft.com/office/2019/extlst" xmlns:r="http://schemas.openxmlformats.org/officeDocument/2006/relationships" xmlns:m="http://schemas.openxmlformats.org/officeDocument/2006/math" xmlns:v="urn:schemas-microsoft-com:vml" xmlns:wp14="http://schemas.microsoft.com/office/word/2010/wordprocessingDrawing" xmlns:wp="http://schemas.openxmlformats.org/drawingml/2006/wordprocessingDrawing" xmlns:w10="urn:schemas-microsoft-com:office:word" xmlns:w="http://schemas.openxmlformats.org/wordprocessingml/2006/main" xmlns:w14="http://schemas.microsoft.com/office/word/2010/wordml" xmlns:w15="http://schemas.microsoft.com/office/word/2012/wordml" xmlns:w16cex="http://schemas.microsoft.com/office/word/2018/wordml/cex" xmlns:w16cid="http://schemas.microsoft.com/office/word/2016/wordml/cid" xmlns:w16="http://schemas.microsoft.com/office/word/2018/wordml" xmlns:w16du="http://schemas.microsoft.com/office/word/2023/wordml/word16du" xmlns:w16sdtdh="http://schemas.microsoft.com/office/word/2020/wordml/sdtdatahash" xmlns:w16sdtfl="http://schemas.microsoft.com/office/word/2024/wordml/sdtformatlock" xmlns:w16se="http://schemas.microsoft.com/office/word/2015/wordml/symex" xmlns:wpg="http://schemas.microsoft.com/office/word/2010/wordprocessingGroup" xmlns:wpi="http://schemas.microsoft.com/office/word/2010/wordprocessingInk" xmlns:wne="http://schemas.microsoft.com/office/word/2006/wordml" xmlns:wps="http://schemas.microsoft.com/office/word/2010/wordprocessingShape" mc:Ignorable="w14 w15 w16se w16cid w16 w16cex w16sdtdh w16sdtfl w16du wp14">
   <w:endnote w:type="separator" w:id="-1">
     <w:p>
       <w:pPr>
@@ -1458,7 +1377,7 @@
 </file>
 
 <file path=word/footer1.xml><?xml version="1.0" encoding="utf-8"?>
-<w:ftr xmlns:wpc="http://schemas.microsoft.com/office/word/2010/wordprocessingCanvas" xmlns:cx="http://schemas.microsoft.com/office/drawing/2014/chartex" xmlns:cx1="http://schemas.microsoft.com/office/drawing/2015/9/8/chartex" xmlns:mc="http://schemas.openxmlformats.org/markup-compatibility/2006" xmlns:o="urn:schemas-microsoft-com:office:office" xmlns:r="http://schemas.openxmlformats.org/officeDocument/2006/relationships" xmlns:m="http://schemas.openxmlformats.org/officeDocument/2006/math" xmlns:v="urn:schemas-microsoft-com:vml" xmlns:wp14="http://schemas.microsoft.com/office/word/2010/wordprocessingDrawing" xmlns:wp="http://schemas.openxmlformats.org/drawingml/2006/wordprocessingDrawing" xmlns:w10="urn:schemas-microsoft-com:office:word" xmlns:w="http://schemas.openxmlformats.org/wordprocessingml/2006/main" xmlns:w14="http://schemas.microsoft.com/office/word/2010/wordml" xmlns:w15="http://schemas.microsoft.com/office/word/2012/wordml" xmlns:w16se="http://schemas.microsoft.com/office/word/2015/wordml/symex" xmlns:wpg="http://schemas.microsoft.com/office/word/2010/wordprocessingGroup" xmlns:wpi="http://schemas.microsoft.com/office/word/2010/wordprocessingInk" xmlns:wne="http://schemas.microsoft.com/office/word/2006/wordml" xmlns:wps="http://schemas.microsoft.com/office/word/2010/wordprocessingShape" mc:Ignorable="w14 w15 w16se wp14">
+<w:ftr xmlns:wpc="http://schemas.microsoft.com/office/word/2010/wordprocessingCanvas" xmlns:cx="http://schemas.microsoft.com/office/drawing/2014/chartex" xmlns:cx1="http://schemas.microsoft.com/office/drawing/2015/9/8/chartex" xmlns:cx2="http://schemas.microsoft.com/office/drawing/2015/10/21/chartex" xmlns:cx3="http://schemas.microsoft.com/office/drawing/2016/5/9/chartex" xmlns:cx4="http://schemas.microsoft.com/office/drawing/2016/5/10/chartex" xmlns:cx5="http://schemas.microsoft.com/office/drawing/2016/5/11/chartex" xmlns:cx6="http://schemas.microsoft.com/office/drawing/2016/5/12/chartex" xmlns:cx7="http://schemas.microsoft.com/office/drawing/2016/5/13/chartex" xmlns:cx8="http://schemas.microsoft.com/office/drawing/2016/5/14/chartex" xmlns:mc="http://schemas.openxmlformats.org/markup-compatibility/2006" xmlns:aink="http://schemas.microsoft.com/office/drawing/2016/ink" xmlns:am3d="http://schemas.microsoft.com/office/drawing/2017/model3d" xmlns:o="urn:schemas-microsoft-com:office:office" xmlns:oel="http://schemas.microsoft.com/office/2019/extlst" xmlns:r="http://schemas.openxmlformats.org/officeDocument/2006/relationships" xmlns:m="http://schemas.openxmlformats.org/officeDocument/2006/math" xmlns:v="urn:schemas-microsoft-com:vml" xmlns:wp14="http://schemas.microsoft.com/office/word/2010/wordprocessingDrawing" xmlns:wp="http://schemas.openxmlformats.org/drawingml/2006/wordprocessingDrawing" xmlns:w10="urn:schemas-microsoft-com:office:word" xmlns:w="http://schemas.openxmlformats.org/wordprocessingml/2006/main" xmlns:w14="http://schemas.microsoft.com/office/word/2010/wordml" xmlns:w15="http://schemas.microsoft.com/office/word/2012/wordml" xmlns:w16cex="http://schemas.microsoft.com/office/word/2018/wordml/cex" xmlns:w16cid="http://schemas.microsoft.com/office/word/2016/wordml/cid" xmlns:w16="http://schemas.microsoft.com/office/word/2018/wordml" xmlns:w16du="http://schemas.microsoft.com/office/word/2023/wordml/word16du" xmlns:w16sdtdh="http://schemas.microsoft.com/office/word/2020/wordml/sdtdatahash" xmlns:w16sdtfl="http://schemas.microsoft.com/office/word/2024/wordml/sdtformatlock" xmlns:w16se="http://schemas.microsoft.com/office/word/2015/wordml/symex" xmlns:wpg="http://schemas.microsoft.com/office/word/2010/wordprocessingGroup" xmlns:wpi="http://schemas.microsoft.com/office/word/2010/wordprocessingInk" xmlns:wne="http://schemas.microsoft.com/office/word/2006/wordml" xmlns:wps="http://schemas.microsoft.com/office/word/2010/wordprocessingShape" mc:Ignorable="w14 w15 w16se w16cid w16 w16cex w16sdtdh w16sdtfl w16du wp14">
   <w:tbl>
     <w:tblPr>
       <w:tblStyle w:val="Grilledutableau"/>
@@ -1602,7 +1521,7 @@
 </file>
 
 <file path=word/footer2.xml><?xml version="1.0" encoding="utf-8"?>
-<w:ftr xmlns:wpc="http://schemas.microsoft.com/office/word/2010/wordprocessingCanvas" xmlns:cx="http://schemas.microsoft.com/office/drawing/2014/chartex" xmlns:cx1="http://schemas.microsoft.com/office/drawing/2015/9/8/chartex" xmlns:mc="http://schemas.openxmlformats.org/markup-compatibility/2006" xmlns:o="urn:schemas-microsoft-com:office:office" xmlns:r="http://schemas.openxmlformats.org/officeDocument/2006/relationships" xmlns:m="http://schemas.openxmlformats.org/officeDocument/2006/math" xmlns:v="urn:schemas-microsoft-com:vml" xmlns:wp14="http://schemas.microsoft.com/office/word/2010/wordprocessingDrawing" xmlns:wp="http://schemas.openxmlformats.org/drawingml/2006/wordprocessingDrawing" xmlns:w10="urn:schemas-microsoft-com:office:word" xmlns:w="http://schemas.openxmlformats.org/wordprocessingml/2006/main" xmlns:w14="http://schemas.microsoft.com/office/word/2010/wordml" xmlns:w15="http://schemas.microsoft.com/office/word/2012/wordml" xmlns:w16se="http://schemas.microsoft.com/office/word/2015/wordml/symex" xmlns:wpg="http://schemas.microsoft.com/office/word/2010/wordprocessingGroup" xmlns:wpi="http://schemas.microsoft.com/office/word/2010/wordprocessingInk" xmlns:wne="http://schemas.microsoft.com/office/word/2006/wordml" xmlns:wps="http://schemas.microsoft.com/office/word/2010/wordprocessingShape" mc:Ignorable="w14 w15 w16se wp14">
+<w:ftr xmlns:wpc="http://schemas.microsoft.com/office/word/2010/wordprocessingCanvas" xmlns:cx="http://schemas.microsoft.com/office/drawing/2014/chartex" xmlns:cx1="http://schemas.microsoft.com/office/drawing/2015/9/8/chartex" xmlns:cx2="http://schemas.microsoft.com/office/drawing/2015/10/21/chartex" xmlns:cx3="http://schemas.microsoft.com/office/drawing/2016/5/9/chartex" xmlns:cx4="http://schemas.microsoft.com/office/drawing/2016/5/10/chartex" xmlns:cx5="http://schemas.microsoft.com/office/drawing/2016/5/11/chartex" xmlns:cx6="http://schemas.microsoft.com/office/drawing/2016/5/12/chartex" xmlns:cx7="http://schemas.microsoft.com/office/drawing/2016/5/13/chartex" xmlns:cx8="http://schemas.microsoft.com/office/drawing/2016/5/14/chartex" xmlns:mc="http://schemas.openxmlformats.org/markup-compatibility/2006" xmlns:aink="http://schemas.microsoft.com/office/drawing/2016/ink" xmlns:am3d="http://schemas.microsoft.com/office/drawing/2017/model3d" xmlns:o="urn:schemas-microsoft-com:office:office" xmlns:oel="http://schemas.microsoft.com/office/2019/extlst" xmlns:r="http://schemas.openxmlformats.org/officeDocument/2006/relationships" xmlns:m="http://schemas.openxmlformats.org/officeDocument/2006/math" xmlns:v="urn:schemas-microsoft-com:vml" xmlns:wp14="http://schemas.microsoft.com/office/word/2010/wordprocessingDrawing" xmlns:wp="http://schemas.openxmlformats.org/drawingml/2006/wordprocessingDrawing" xmlns:w10="urn:schemas-microsoft-com:office:word" xmlns:w="http://schemas.openxmlformats.org/wordprocessingml/2006/main" xmlns:w14="http://schemas.microsoft.com/office/word/2010/wordml" xmlns:w15="http://schemas.microsoft.com/office/word/2012/wordml" xmlns:w16cex="http://schemas.microsoft.com/office/word/2018/wordml/cex" xmlns:w16cid="http://schemas.microsoft.com/office/word/2016/wordml/cid" xmlns:w16="http://schemas.microsoft.com/office/word/2018/wordml" xmlns:w16du="http://schemas.microsoft.com/office/word/2023/wordml/word16du" xmlns:w16sdtdh="http://schemas.microsoft.com/office/word/2020/wordml/sdtdatahash" xmlns:w16sdtfl="http://schemas.microsoft.com/office/word/2024/wordml/sdtformatlock" xmlns:w16se="http://schemas.microsoft.com/office/word/2015/wordml/symex" xmlns:wpg="http://schemas.microsoft.com/office/word/2010/wordprocessingGroup" xmlns:wpi="http://schemas.microsoft.com/office/word/2010/wordprocessingInk" xmlns:wne="http://schemas.microsoft.com/office/word/2006/wordml" xmlns:wps="http://schemas.microsoft.com/office/word/2010/wordprocessingShape" mc:Ignorable="w14 w15 w16se w16cid w16 w16cex w16sdtdh w16sdtfl w16du wp14">
   <w:tbl>
     <w:tblPr>
       <w:tblStyle w:val="Grilledutableau"/>
@@ -1746,7 +1665,7 @@
 </file>
 
 <file path=word/footnotes.xml><?xml version="1.0" encoding="utf-8"?>
-<w:footnotes xmlns:wpc="http://schemas.microsoft.com/office/word/2010/wordprocessingCanvas" xmlns:cx="http://schemas.microsoft.com/office/drawing/2014/chartex" xmlns:cx1="http://schemas.microsoft.com/office/drawing/2015/9/8/chartex" xmlns:mc="http://schemas.openxmlformats.org/markup-compatibility/2006" xmlns:o="urn:schemas-microsoft-com:office:office" xmlns:r="http://schemas.openxmlformats.org/officeDocument/2006/relationships" xmlns:m="http://schemas.openxmlformats.org/officeDocument/2006/math" xmlns:v="urn:schemas-microsoft-com:vml" xmlns:wp14="http://schemas.microsoft.com/office/word/2010/wordprocessingDrawing" xmlns:wp="http://schemas.openxmlformats.org/drawingml/2006/wordprocessingDrawing" xmlns:w10="urn:schemas-microsoft-com:office:word" xmlns:w="http://schemas.openxmlformats.org/wordprocessingml/2006/main" xmlns:w14="http://schemas.microsoft.com/office/word/2010/wordml" xmlns:w15="http://schemas.microsoft.com/office/word/2012/wordml" xmlns:w16se="http://schemas.microsoft.com/office/word/2015/wordml/symex" xmlns:wpg="http://schemas.microsoft.com/office/word/2010/wordprocessingGroup" xmlns:wpi="http://schemas.microsoft.com/office/word/2010/wordprocessingInk" xmlns:wne="http://schemas.microsoft.com/office/word/2006/wordml" xmlns:wps="http://schemas.microsoft.com/office/word/2010/wordprocessingShape" mc:Ignorable="w14 w15 w16se wp14">
+<w:footnotes xmlns:wpc="http://schemas.microsoft.com/office/word/2010/wordprocessingCanvas" xmlns:cx="http://schemas.microsoft.com/office/drawing/2014/chartex" xmlns:cx1="http://schemas.microsoft.com/office/drawing/2015/9/8/chartex" xmlns:cx2="http://schemas.microsoft.com/office/drawing/2015/10/21/chartex" xmlns:cx3="http://schemas.microsoft.com/office/drawing/2016/5/9/chartex" xmlns:cx4="http://schemas.microsoft.com/office/drawing/2016/5/10/chartex" xmlns:cx5="http://schemas.microsoft.com/office/drawing/2016/5/11/chartex" xmlns:cx6="http://schemas.microsoft.com/office/drawing/2016/5/12/chartex" xmlns:cx7="http://schemas.microsoft.com/office/drawing/2016/5/13/chartex" xmlns:cx8="http://schemas.microsoft.com/office/drawing/2016/5/14/chartex" xmlns:mc="http://schemas.openxmlformats.org/markup-compatibility/2006" xmlns:aink="http://schemas.microsoft.com/office/drawing/2016/ink" xmlns:am3d="http://schemas.microsoft.com/office/drawing/2017/model3d" xmlns:o="urn:schemas-microsoft-com:office:office" xmlns:oel="http://schemas.microsoft.com/office/2019/extlst" xmlns:r="http://schemas.openxmlformats.org/officeDocument/2006/relationships" xmlns:m="http://schemas.openxmlformats.org/officeDocument/2006/math" xmlns:v="urn:schemas-microsoft-com:vml" xmlns:wp14="http://schemas.microsoft.com/office/word/2010/wordprocessingDrawing" xmlns:wp="http://schemas.openxmlformats.org/drawingml/2006/wordprocessingDrawing" xmlns:w10="urn:schemas-microsoft-com:office:word" xmlns:w="http://schemas.openxmlformats.org/wordprocessingml/2006/main" xmlns:w14="http://schemas.microsoft.com/office/word/2010/wordml" xmlns:w15="http://schemas.microsoft.com/office/word/2012/wordml" xmlns:w16cex="http://schemas.microsoft.com/office/word/2018/wordml/cex" xmlns:w16cid="http://schemas.microsoft.com/office/word/2016/wordml/cid" xmlns:w16="http://schemas.microsoft.com/office/word/2018/wordml" xmlns:w16du="http://schemas.microsoft.com/office/word/2023/wordml/word16du" xmlns:w16sdtdh="http://schemas.microsoft.com/office/word/2020/wordml/sdtdatahash" xmlns:w16sdtfl="http://schemas.microsoft.com/office/word/2024/wordml/sdtformatlock" xmlns:w16se="http://schemas.microsoft.com/office/word/2015/wordml/symex" xmlns:wpg="http://schemas.microsoft.com/office/word/2010/wordprocessingGroup" xmlns:wpi="http://schemas.microsoft.com/office/word/2010/wordprocessingInk" xmlns:wne="http://schemas.microsoft.com/office/word/2006/wordml" xmlns:wps="http://schemas.microsoft.com/office/word/2010/wordprocessingShape" mc:Ignorable="w14 w15 w16se w16cid w16 w16cex w16sdtdh w16sdtfl w16du wp14">
   <w:footnote w:type="separator" w:id="-1">
     <w:p>
       <w:pPr>
@@ -1771,7 +1690,7 @@
 </file>
 
 <file path=word/header1.xml><?xml version="1.0" encoding="utf-8"?>
-<w:hdr xmlns:wpc="http://schemas.microsoft.com/office/word/2010/wordprocessingCanvas" xmlns:cx="http://schemas.microsoft.com/office/drawing/2014/chartex" xmlns:cx1="http://schemas.microsoft.com/office/drawing/2015/9/8/chartex" xmlns:mc="http://schemas.openxmlformats.org/markup-compatibility/2006" xmlns:o="urn:schemas-microsoft-com:office:office" xmlns:r="http://schemas.openxmlformats.org/officeDocument/2006/relationships" xmlns:m="http://schemas.openxmlformats.org/officeDocument/2006/math" xmlns:v="urn:schemas-microsoft-com:vml" xmlns:wp14="http://schemas.microsoft.com/office/word/2010/wordprocessingDrawing" xmlns:wp="http://schemas.openxmlformats.org/drawingml/2006/wordprocessingDrawing" xmlns:w10="urn:schemas-microsoft-com:office:word" xmlns:w="http://schemas.openxmlformats.org/wordprocessingml/2006/main" xmlns:w14="http://schemas.microsoft.com/office/word/2010/wordml" xmlns:w15="http://schemas.microsoft.com/office/word/2012/wordml" xmlns:w16se="http://schemas.microsoft.com/office/word/2015/wordml/symex" xmlns:wpg="http://schemas.microsoft.com/office/word/2010/wordprocessingGroup" xmlns:wpi="http://schemas.microsoft.com/office/word/2010/wordprocessingInk" xmlns:wne="http://schemas.microsoft.com/office/word/2006/wordml" xmlns:wps="http://schemas.microsoft.com/office/word/2010/wordprocessingShape" mc:Ignorable="w14 w15 w16se wp14">
+<w:hdr xmlns:wpc="http://schemas.microsoft.com/office/word/2010/wordprocessingCanvas" xmlns:cx="http://schemas.microsoft.com/office/drawing/2014/chartex" xmlns:cx1="http://schemas.microsoft.com/office/drawing/2015/9/8/chartex" xmlns:cx2="http://schemas.microsoft.com/office/drawing/2015/10/21/chartex" xmlns:cx3="http://schemas.microsoft.com/office/drawing/2016/5/9/chartex" xmlns:cx4="http://schemas.microsoft.com/office/drawing/2016/5/10/chartex" xmlns:cx5="http://schemas.microsoft.com/office/drawing/2016/5/11/chartex" xmlns:cx6="http://schemas.microsoft.com/office/drawing/2016/5/12/chartex" xmlns:cx7="http://schemas.microsoft.com/office/drawing/2016/5/13/chartex" xmlns:cx8="http://schemas.microsoft.com/office/drawing/2016/5/14/chartex" xmlns:mc="http://schemas.openxmlformats.org/markup-compatibility/2006" xmlns:aink="http://schemas.microsoft.com/office/drawing/2016/ink" xmlns:am3d="http://schemas.microsoft.com/office/drawing/2017/model3d" xmlns:o="urn:schemas-microsoft-com:office:office" xmlns:oel="http://schemas.microsoft.com/office/2019/extlst" xmlns:r="http://schemas.openxmlformats.org/officeDocument/2006/relationships" xmlns:m="http://schemas.openxmlformats.org/officeDocument/2006/math" xmlns:v="urn:schemas-microsoft-com:vml" xmlns:wp14="http://schemas.microsoft.com/office/word/2010/wordprocessingDrawing" xmlns:wp="http://schemas.openxmlformats.org/drawingml/2006/wordprocessingDrawing" xmlns:w10="urn:schemas-microsoft-com:office:word" xmlns:w="http://schemas.openxmlformats.org/wordprocessingml/2006/main" xmlns:w14="http://schemas.microsoft.com/office/word/2010/wordml" xmlns:w15="http://schemas.microsoft.com/office/word/2012/wordml" xmlns:w16cex="http://schemas.microsoft.com/office/word/2018/wordml/cex" xmlns:w16cid="http://schemas.microsoft.com/office/word/2016/wordml/cid" xmlns:w16="http://schemas.microsoft.com/office/word/2018/wordml" xmlns:w16du="http://schemas.microsoft.com/office/word/2023/wordml/word16du" xmlns:w16sdtdh="http://schemas.microsoft.com/office/word/2020/wordml/sdtdatahash" xmlns:w16sdtfl="http://schemas.microsoft.com/office/word/2024/wordml/sdtformatlock" xmlns:w16se="http://schemas.microsoft.com/office/word/2015/wordml/symex" xmlns:wpg="http://schemas.microsoft.com/office/word/2010/wordprocessingGroup" xmlns:wpi="http://schemas.microsoft.com/office/word/2010/wordprocessingInk" xmlns:wne="http://schemas.microsoft.com/office/word/2006/wordml" xmlns:wps="http://schemas.microsoft.com/office/word/2010/wordprocessingShape" mc:Ignorable="w14 w15 w16se w16cid w16 w16cex w16sdtdh w16sdtfl w16du wp14">
   <w:tbl>
     <w:tblPr>
       <w:tblStyle w:val="Grilledutableau"/>
@@ -1967,7 +1886,7 @@
 </file>
 
 <file path=word/numbering.xml><?xml version="1.0" encoding="utf-8"?>
-<w:numbering xmlns:wpc="http://schemas.microsoft.com/office/word/2010/wordprocessingCanvas" xmlns:cx="http://schemas.microsoft.com/office/drawing/2014/chartex" xmlns:cx1="http://schemas.microsoft.com/office/drawing/2015/9/8/chartex" xmlns:mc="http://schemas.openxmlformats.org/markup-compatibility/2006" xmlns:o="urn:schemas-microsoft-com:office:office" xmlns:r="http://schemas.openxmlformats.org/officeDocument/2006/relationships" xmlns:m="http://schemas.openxmlformats.org/officeDocument/2006/math" xmlns:v="urn:schemas-microsoft-com:vml" xmlns:wp14="http://schemas.microsoft.com/office/word/2010/wordprocessingDrawing" xmlns:wp="http://schemas.openxmlformats.org/drawingml/2006/wordprocessingDrawing" xmlns:w10="urn:schemas-microsoft-com:office:word" xmlns:w="http://schemas.openxmlformats.org/wordprocessingml/2006/main" xmlns:w14="http://schemas.microsoft.com/office/word/2010/wordml" xmlns:w15="http://schemas.microsoft.com/office/word/2012/wordml" xmlns:w16se="http://schemas.microsoft.com/office/word/2015/wordml/symex" xmlns:wpg="http://schemas.microsoft.com/office/word/2010/wordprocessingGroup" xmlns:wpi="http://schemas.microsoft.com/office/word/2010/wordprocessingInk" xmlns:wne="http://schemas.microsoft.com/office/word/2006/wordml" xmlns:wps="http://schemas.microsoft.com/office/word/2010/wordprocessingShape" mc:Ignorable="w14 w15 w16se wp14">
+<w:numbering xmlns:wpc="http://schemas.microsoft.com/office/word/2010/wordprocessingCanvas" xmlns:cx="http://schemas.microsoft.com/office/drawing/2014/chartex" xmlns:cx1="http://schemas.microsoft.com/office/drawing/2015/9/8/chartex" xmlns:cx2="http://schemas.microsoft.com/office/drawing/2015/10/21/chartex" xmlns:cx3="http://schemas.microsoft.com/office/drawing/2016/5/9/chartex" xmlns:cx4="http://schemas.microsoft.com/office/drawing/2016/5/10/chartex" xmlns:cx5="http://schemas.microsoft.com/office/drawing/2016/5/11/chartex" xmlns:cx6="http://schemas.microsoft.com/office/drawing/2016/5/12/chartex" xmlns:cx7="http://schemas.microsoft.com/office/drawing/2016/5/13/chartex" xmlns:cx8="http://schemas.microsoft.com/office/drawing/2016/5/14/chartex" xmlns:mc="http://schemas.openxmlformats.org/markup-compatibility/2006" xmlns:aink="http://schemas.microsoft.com/office/drawing/2016/ink" xmlns:am3d="http://schemas.microsoft.com/office/drawing/2017/model3d" xmlns:o="urn:schemas-microsoft-com:office:office" xmlns:oel="http://schemas.microsoft.com/office/2019/extlst" xmlns:r="http://schemas.openxmlformats.org/officeDocument/2006/relationships" xmlns:m="http://schemas.openxmlformats.org/officeDocument/2006/math" xmlns:v="urn:schemas-microsoft-com:vml" xmlns:wp14="http://schemas.microsoft.com/office/word/2010/wordprocessingDrawing" xmlns:wp="http://schemas.openxmlformats.org/drawingml/2006/wordprocessingDrawing" xmlns:w10="urn:schemas-microsoft-com:office:word" xmlns:w="http://schemas.openxmlformats.org/wordprocessingml/2006/main" xmlns:w14="http://schemas.microsoft.com/office/word/2010/wordml" xmlns:w15="http://schemas.microsoft.com/office/word/2012/wordml" xmlns:w16cex="http://schemas.microsoft.com/office/word/2018/wordml/cex" xmlns:w16cid="http://schemas.microsoft.com/office/word/2016/wordml/cid" xmlns:w16="http://schemas.microsoft.com/office/word/2018/wordml" xmlns:w16du="http://schemas.microsoft.com/office/word/2023/wordml/word16du" xmlns:w16sdtdh="http://schemas.microsoft.com/office/word/2020/wordml/sdtdatahash" xmlns:w16sdtfl="http://schemas.microsoft.com/office/word/2024/wordml/sdtformatlock" xmlns:w16se="http://schemas.microsoft.com/office/word/2015/wordml/symex" xmlns:wpg="http://schemas.microsoft.com/office/word/2010/wordprocessingGroup" xmlns:wpi="http://schemas.microsoft.com/office/word/2010/wordprocessingInk" xmlns:wne="http://schemas.microsoft.com/office/word/2006/wordml" xmlns:wps="http://schemas.microsoft.com/office/word/2010/wordprocessingShape" mc:Ignorable="w14 w15 w16se w16cid w16 w16cex w16sdtdh w16sdtfl w16du wp14">
   <w:abstractNum w:abstractNumId="0" w15:restartNumberingAfterBreak="0">
     <w:nsid w:val="060F0C3A"/>
     <w:multiLevelType w:val="hybridMultilevel"/>
@@ -3510,62 +3429,62 @@
       </w:pPr>
     </w:lvl>
   </w:abstractNum>
-  <w:num w:numId="1">
+  <w:num w:numId="1" w16cid:durableId="986015053">
     <w:abstractNumId w:val="14"/>
   </w:num>
-  <w:num w:numId="2">
+  <w:num w:numId="2" w16cid:durableId="336153029">
     <w:abstractNumId w:val="8"/>
   </w:num>
-  <w:num w:numId="3">
+  <w:num w:numId="3" w16cid:durableId="1463618843">
     <w:abstractNumId w:val="6"/>
   </w:num>
-  <w:num w:numId="4">
+  <w:num w:numId="4" w16cid:durableId="259878571">
     <w:abstractNumId w:val="0"/>
   </w:num>
-  <w:num w:numId="5">
+  <w:num w:numId="5" w16cid:durableId="651326969">
     <w:abstractNumId w:val="3"/>
   </w:num>
-  <w:num w:numId="6">
+  <w:num w:numId="6" w16cid:durableId="296955654">
     <w:abstractNumId w:val="2"/>
   </w:num>
-  <w:num w:numId="7">
+  <w:num w:numId="7" w16cid:durableId="72628627">
     <w:abstractNumId w:val="10"/>
   </w:num>
-  <w:num w:numId="8">
+  <w:num w:numId="8" w16cid:durableId="2123185317">
     <w:abstractNumId w:val="12"/>
   </w:num>
-  <w:num w:numId="9">
+  <w:num w:numId="9" w16cid:durableId="1629123291">
     <w:abstractNumId w:val="11"/>
   </w:num>
-  <w:num w:numId="10">
+  <w:num w:numId="10" w16cid:durableId="868371365">
     <w:abstractNumId w:val="1"/>
   </w:num>
-  <w:num w:numId="11">
+  <w:num w:numId="11" w16cid:durableId="1645160037">
     <w:abstractNumId w:val="13"/>
   </w:num>
-  <w:num w:numId="12">
+  <w:num w:numId="12" w16cid:durableId="1068847618">
     <w:abstractNumId w:val="7"/>
   </w:num>
-  <w:num w:numId="13">
+  <w:num w:numId="13" w16cid:durableId="607272097">
     <w:abstractNumId w:val="5"/>
   </w:num>
-  <w:num w:numId="14">
+  <w:num w:numId="14" w16cid:durableId="1937515262">
     <w:abstractNumId w:val="14"/>
     <w:lvlOverride w:ilvl="0">
       <w:startOverride w:val="1"/>
     </w:lvlOverride>
   </w:num>
-  <w:num w:numId="15">
+  <w:num w:numId="15" w16cid:durableId="2111464303">
     <w:abstractNumId w:val="9"/>
   </w:num>
-  <w:num w:numId="16">
+  <w:num w:numId="16" w16cid:durableId="1866211407">
     <w:abstractNumId w:val="4"/>
   </w:num>
 </w:numbering>
 </file>
 
 <file path=word/styles.xml><?xml version="1.0" encoding="utf-8"?>
-<w:styles xmlns:mc="http://schemas.openxmlformats.org/markup-compatibility/2006" xmlns:r="http://schemas.openxmlformats.org/officeDocument/2006/relationships" xmlns:w="http://schemas.openxmlformats.org/wordprocessingml/2006/main" xmlns:w14="http://schemas.microsoft.com/office/word/2010/wordml" xmlns:w15="http://schemas.microsoft.com/office/word/2012/wordml" xmlns:w16se="http://schemas.microsoft.com/office/word/2015/wordml/symex" mc:Ignorable="w14 w15 w16se">
+<w:styles xmlns:mc="http://schemas.openxmlformats.org/markup-compatibility/2006" xmlns:r="http://schemas.openxmlformats.org/officeDocument/2006/relationships" xmlns:w="http://schemas.openxmlformats.org/wordprocessingml/2006/main" xmlns:w14="http://schemas.microsoft.com/office/word/2010/wordml" xmlns:w15="http://schemas.microsoft.com/office/word/2012/wordml" xmlns:w16cex="http://schemas.microsoft.com/office/word/2018/wordml/cex" xmlns:w16cid="http://schemas.microsoft.com/office/word/2016/wordml/cid" xmlns:w16="http://schemas.microsoft.com/office/word/2018/wordml" xmlns:w16du="http://schemas.microsoft.com/office/word/2023/wordml/word16du" xmlns:w16sdtdh="http://schemas.microsoft.com/office/word/2020/wordml/sdtdatahash" xmlns:w16sdtfl="http://schemas.microsoft.com/office/word/2024/wordml/sdtformatlock" xmlns:w16se="http://schemas.microsoft.com/office/word/2015/wordml/symex" mc:Ignorable="w14 w15 w16se w16cid w16 w16cex w16sdtdh w16sdtfl w16du">
   <w:docDefaults>
     <w:rPrDefault>
       <w:rPr>
@@ -3581,7 +3500,7 @@
       </w:pPr>
     </w:pPrDefault>
   </w:docDefaults>
-  <w:latentStyles w:defLockedState="0" w:defUIPriority="99" w:defSemiHidden="0" w:defUnhideWhenUsed="0" w:defQFormat="0" w:count="371">
+  <w:latentStyles w:defLockedState="0" w:defUIPriority="99" w:defSemiHidden="0" w:defUnhideWhenUsed="0" w:defQFormat="0" w:count="376">
     <w:lsdException w:name="Normal" w:uiPriority="0" w:qFormat="1"/>
     <w:lsdException w:name="heading 1" w:uiPriority="9" w:qFormat="1"/>
     <w:lsdException w:name="heading 2" w:semiHidden="1" w:uiPriority="9" w:unhideWhenUsed="1" w:qFormat="1"/>
@@ -3953,6 +3872,11 @@
     <w:lsdException w:name="List Table 5 Dark Accent 6" w:uiPriority="50"/>
     <w:lsdException w:name="List Table 6 Colorful Accent 6" w:uiPriority="51"/>
     <w:lsdException w:name="List Table 7 Colorful Accent 6" w:uiPriority="52"/>
+    <w:lsdException w:name="Mention" w:semiHidden="1" w:unhideWhenUsed="1"/>
+    <w:lsdException w:name="Smart Hyperlink" w:semiHidden="1" w:unhideWhenUsed="1"/>
+    <w:lsdException w:name="Hashtag" w:semiHidden="1" w:unhideWhenUsed="1"/>
+    <w:lsdException w:name="Unresolved Mention" w:semiHidden="1" w:unhideWhenUsed="1"/>
+    <w:lsdException w:name="Smart Link" w:semiHidden="1" w:unhideWhenUsed="1"/>
   </w:latentStyles>
   <w:style w:type="paragraph" w:default="1" w:styleId="Normal">
     <w:name w:val="Normal"/>
